--- a/deliverables/闽江申报材料归档-2026-09/附件1：福建省大学生创新创业训练计划结题验收报告书（草稿）.docx
+++ b/deliverables/闽江申报材料归档-2026-09/附件1：福建省大学生创新创业训练计划结题验收报告书（草稿）.docx
@@ -1097,7 +1097,7 @@
           <w:b w:val="0"/>
           <w:sz w:val="21"/>
         </w:rPr>
-        <w:t>2. 完成情况：项目自 2026 年 5 月立项，截至中期（2026 年 8 月）已完成：10 节点多智能体流水线（LangGraph 编排，支持 7 类资源并行生成并集成证据校验与质量闸门）；408 四门课程知识库（2083 个知识点分块）与知识图谱（当前 seed 图谱为空，先修关系未落库；文档此前‘613 节点/609 边’表述不实，已更正）；改进 GoMARL 共识机制 NeuralMixer 网络完成真实训练（30 题基准准确率 0.7667→0.8333，+8.7%）；借鉴 FrugalRAG 思路的节俭检索管线（28 条查询 top_k=5 基准 Precision@5 +16.4%、Recall@5 +10.7%）；讯飞星火 X2 通道 10 项 AI 能力集成；Web 前端（Vue3 + FastAPI）联调完成，形成可演示闭环；以本成果参加第十五届中国软件杯大赛。</w:t>
+        <w:t>2. 完成情况：项目自 2026 年 5 月立项，截至中期（2026 年 8 月）已完成：11 节点多智能体流水线（LangGraph 编排，支持 7 类资源并行生成并集成证据校验与质量闸门）；408 四门课程知识库（2122 个知识点分块）与知识图谱（86 个知识点 / 82 条先修依赖）；改进 GoMARL 共识机制 NeuralMixer 网络完成真实训练（96 样本评测训练权重准确率 80.2% 与规则加权投票基线 82.3% 持平，未显著超越）；借鉴 FrugalRAG 思路的节俭检索管线（28 条查询 top_k=5 基准 Precision@5 +16.4%、Recall@5 +10.7%）；讯飞星火 generalv3.5 优先 / DeepSeek 兜底双通道、9 项 AI 能力集成；Web 前端（Vue3 + FastAPI）联调完成，形成可演示闭环；以本成果参加第十五届中国软件杯大赛。</w:t>
       </w:r>
     </w:p>
     <w:p>
@@ -1977,7 +1977,7 @@
           <w:b w:val="0"/>
           <w:sz w:val="21"/>
         </w:rPr>
-        <w:t>（1）NeuralMixer 共识实验样本规模小且为合成弱标注——建议后续扩充真实 408 试题答案解析标注，在更大规模、真实标注基准上复测；（2）完整监督微调（SFT）与强化学习（GRPO 思路）尚未开展——按计划在 2026 年 9-12 月完成；（3）知识库规模（2083 分块）距申报目标（≥5000）有差距——继续扩充四门课程教材、2009-2025 真题与教学视频字幕；（4）生产环境高并发能力待验证——后续完成性能测试与部署验证。</w:t>
+        <w:t>（1）NeuralMixer 共识实验样本规模小且为合成弱标注——建议后续扩充真实 408 试题答案解析标注，在更大规模、真实标注基准上复测；（2）完整监督微调（SFT）与强化学习（GRPO 思路）尚未开展——按计划在 2026 年 9-12 月完成；（3）知识库规模（2122 分块）距申报目标（≥5000）有差距——继续扩充四门课程教材、2009-2025 真题与教学视频字幕；（4）生产环境高并发能力待验证——后续完成性能测试与部署验证。</w:t>
       </w:r>
     </w:p>
     <w:p>
